--- a/companies/hollowell-ip/People/2021.02.10 - Onboarding - Ashley Williams.docx
+++ b/companies/hollowell-ip/People/2021.02.10 - Onboarding - Ashley Williams.docx
@@ -7,27 +7,32 @@
         <w:pStyle w:val="Heading1"/>
       </w:pPr>
       <w:r>
-        <w:t>Onboarding Record — Ashley Williams, Patent Agent</w:t>
+        <w:t>Onboarding: Ashley Williams</w:t>
       </w:r>
     </w:p>
     <w:p>
       <w:r>
-        <w:t>Ashley Williams joins Prosecution today as a Patent Agent. On the evidence of her interviews she is the person in the group most likely to argue with the rest of it about a claim term, and to be right often enough to justify the time. The firm considers that a feature and has told her so, in writing, so that nobody later mistakes the tolerance for reluctance.</w:t>
+        <w:t>Ashley Williams joins the prosecution group this week, and I want the file to carry this from me, Mary Bradley, rather than from a form. She comes in as a patent agent on the hardware-heavy matters, fluent in claims and drawings, and that is a bench we have wanted to strengthen for some time. I expect her to be useful on live matters from the first week rather than after a long settling-in.</w:t>
       </w:r>
     </w:p>
     <w:p>
       <w:r>
-        <w:t>Her work is drafting and prosecution, organized by family, and she should expect her files to be reviewed on that basis rather than matter by matter. She reads a claim term the way a hostile reader will read it in a proceeding some years from now, which is the correct way to read it and an inconvenient way to be edited. The firm's drafting standard is that the term has to survive a reader who is paid to break it, not satisfy a reader who is inclined to agree. Where she wants an hour on a word, she may have it, provided the docket is not paying for the hour. Where she wants everyone else's files reorganized to match hers, she should raise it in a portfolio review, where the firm can decide it once instead of arguing it per matter. Her objection to the word clearly is on the record and the firm shares it. A term that has to be called clear is a term someone expects to be contested.</w:t>
+        <w:t>Ashley Williams will work the mechanical and hardware prosecution as it comes off the docket, close to the claim language and the figures, and her tightly scoped drafting is exactly the instrument that work needs. Her writing, from the sample I have seen, is compact and neutral, built to survive a file wrapper rather than to persuade a reader, and that is the right voice for a record an examiner and a court may both read years from now.</w:t>
       </w:r>
     </w:p>
     <w:p>
       <w:r>
-        <w:t>Her first period runs on the usual terms. Every date comes from the docket, and Docketing is confirmed before a period is relied on, not after a draft is complete. Her responses are reviewed before filing through the first period, and the review is of the filing rather than of her judgment, which the firm has already satisfied itself about or she would not be here. She writes internal notes in the same register as her client work, which she describes as declining to maintain two registers; the firm will not ask her to change that, and would rather the habit spread than be corrected. Internal notes at a boutique are read years later by people reconstructing a decision, occasionally under conditions nobody enjoys.</w:t>
+        <w:t>She reports to Heather Munoz, Partner, who will assign her matters, set her priorities, and review her work until the firm's conventions are second nature. If two matters both look urgent and she cannot tell which one truly is, that call goes to Heather rather than to whoever asked her most recently, and raising it early is exactly what I want her to do.</w:t>
       </w:r>
     </w:p>
     <w:p>
       <w:r>
-        <w:t>File access, docket access, conflicts procedure, and confidentiality terms were completed before her start date, and her prior engagements were cleared before an offer went out rather than after. Questions about signature authority, or about anything she is not certain she is permitted to send, go to Mary Bradley in advance of sending it. The firm would rather answer the question twice than read the letter once it has gone.</w:t>
+        <w:t>The one line I draw on the first day is the same for every agent here. She keeps to the claims and the record and hands anything resembling an opinion to counsel, because a view on validity or infringement is the firm's to give and to stand behind, not the agent's to offer. Her habit of staying tightly scoped is what protects both her and the client, and she should hold to it even when a client asks her on a call to go a step further than the record allows.</w:t>
+      </w:r>
+    </w:p>
+    <w:p>
+      <w:r>
+        <w:t>The docket is the discipline this firm is built on, so she will spend time with the docketing desk early to see how dates are set and held, since a missed date is the single mistake we cannot undo. Her access, her seat with the prosecution group, and her first assignments are already in place, and she should read a stretch of recent claim amendments before drafting one of her own. As a first step, she should spend her first afternoon with the docketing desk and see Heather Munoz for her opening matters by Friday.</w:t>
       </w:r>
     </w:p>
     <w:sectPr>
